--- a/fixtures/docx/layout-sections.docx
+++ b/fixtures/docx/layout-sections.docx
@@ -11,7 +11,7 @@
       <w:r>
         <w:t xml:space="preserve">Visit </w:t>
       </w:r>
-      <w:hyperlink w:history="1" r:id="rIdv0o73zuiz4icphynmltge">
+      <w:hyperlink w:history="1" r:id="rIdjwlvfyr_3zpduanjq33hw">
         <w:r>
           <w:rPr>
             <w:rStyle w:val="Hyperlink"/>
